--- a/output_receita_federal/ato_declaratorio_executivo_cosit/documents/ade_cosit_30_20010723.docx
+++ b/output_receita_federal/ato_declaratorio_executivo_cosit/documents/ade_cosit_30_20010723.docx
@@ -12,12 +12,20 @@
     </w:p>
     <w:p>
       <w:r>
+        <w:rPr>
+          <w:i/>
+        </w:rPr>
+        <w:t>[Republicação - publicação anterior em 24 de julho de 2001]</w:t>
+      </w:r>
+    </w:p>
+    <w:p>
+      <w:r>
         <w:t>Divulga o valor do dólar dos Estados Unidos da América para efeito da apuração da base de cálculo do imposto de renda, no caso de rendimentos recebidos de fontes situadas no exterior, no mês de agosto de 2001.</w:t>
       </w:r>
     </w:p>
     <w:p>
       <w:r>
-        <w:t>A COORDENADORA-GERAL SUBSTITUTA DO SISTEMA DE TRIBUTAÇÃO, no uso da atribuição que lhe confere o inciso VI do art. 199 do Regimento Interno da Secretaria da Receita Federal, aprovado pela Portaria MF No 227, de 3 de setembro de 1998, e tendo em vista o disposto nos arts. 5o e 6o da Lei No 9.250, de 26 de dezembro de 1995, declara:</w:t>
+        <w:t>A COORDENADORA-GERAL SUBSTITUTA DO SISTEMA DE TRIBUTAÇÃO, no uso da atribuição que lhe confere o inciso VI do art. 199 do Regimento Interno da Secretaria da Receita Federal, aprovado pela Portaria MF nº 227, de 3 de setembro de 1998, e tendo em vista o disposto nos arts. 5º e 6º da Lei nº 9.250, de 26 de dezembro de 1995, declara:</w:t>
       </w:r>
     </w:p>
     <w:p>
@@ -32,7 +40,7 @@
     </w:p>
     <w:p>
       <w:r>
-        <w:t>exterior, serão convertidos em reais mediante a utilização do valor do dólar dos Estados Unidos da América fixado para compra no dia 13/07/2001, cujo valor corresponde a R$ 2,5330;II - as deduções que serão permitidas no mês de agosto de 2001 (incisos II, IV e V do art. 4o da Lei No 9.250/1995) serão</w:t>
+        <w:t>exterior, serão convertidos em reais mediante a utilização do valor do dólar dos Estados Unidos da América fixado para compra no dia 13/07/2001, cujo valor corresponde a R$ 2,5330;II - as deduções que serão permitidas no mês de agosto de 2001 (incisos II, IV e V do art. 4º da Lei nº 9.250/1995) serão</w:t>
       </w:r>
     </w:p>
     <w:p>
@@ -47,7 +55,7 @@
     </w:p>
     <w:p>
       <w:r>
-        <w:t>Nota0: Republicado por ter saído com incorreção, do original, no DOU No 142-E, de 24/07/2001, Seção 1, pág. 8.</w:t>
+        <w:t>Nota0: Republicado por ter saído com incorreção, do original, no DOU nº 142-E, de 24/07/2001, Seção 1, pág. 8.</w:t>
       </w:r>
     </w:p>
     <w:sectPr>
